--- a/docs/Manual_Despliegue_MINTIC.docx
+++ b/docs/Manual_Despliegue_MINTIC.docx
@@ -19,6 +19,11 @@
     </w:p>
     <w:p>
       <w:pPr>
+        <w:spacing w:after="80" w:before="80"/>
+      </w:pPr>
+    </w:p>
+    <w:p>
+      <w:pPr>
         <w:spacing w:after="200" w:before="0"/>
         <w:jc w:val="center"/>
       </w:pPr>
@@ -28,62 +33,15 @@
           <w:b/>
           <w:bCs/>
           <w:color w:val="1B3A6B"/>
-          <w:sz w:val="48"/>
-          <w:szCs w:val="48"/>
-        </w:rPr>
-        <w:t xml:space="preserve">MINTIC</w:t>
-      </w:r>
-    </w:p>
-    <w:p>
-      <w:pPr>
-        <w:spacing w:after="80" w:before="0"/>
-        <w:jc w:val="center"/>
-      </w:pPr>
-      <w:r>
-        <w:rPr>
-          <w:rFonts w:ascii="Calibri" w:cs="Calibri" w:eastAsia="Calibri" w:hAnsi="Calibri"/>
-          <w:i/>
-          <w:iCs/>
-          <w:color w:val="0D7E3C"/>
-          <w:sz w:val="24"/>
-          <w:szCs w:val="24"/>
-        </w:rPr>
-        <w:t xml:space="preserve">Programa Conecta Región Caribe</w:t>
-      </w:r>
-    </w:p>
-    <w:p>
-      <w:pPr>
-        <w:pBdr>
-          <w:bottom w:val="single" w:color="CCCCCC" w:sz="4"/>
-        </w:pBdr>
-        <w:spacing w:after="120" w:before="120"/>
-      </w:pPr>
-    </w:p>
-    <w:p>
-      <w:pPr>
-        <w:spacing w:after="80" w:before="80"/>
-      </w:pPr>
-    </w:p>
-    <w:p>
-      <w:pPr>
-        <w:spacing w:after="160" w:before="160"/>
-        <w:jc w:val="center"/>
-      </w:pPr>
-      <w:r>
-        <w:rPr>
-          <w:rFonts w:ascii="Calibri" w:cs="Calibri" w:eastAsia="Calibri" w:hAnsi="Calibri"/>
-          <w:b/>
-          <w:bCs/>
-          <w:color w:val="1B3A6B"/>
-          <w:sz w:val="40"/>
-          <w:szCs w:val="40"/>
+          <w:sz w:val="44"/>
+          <w:szCs w:val="44"/>
         </w:rPr>
         <w:t xml:space="preserve">Manual de Despliegue</w:t>
       </w:r>
     </w:p>
     <w:p>
       <w:pPr>
-        <w:spacing w:after="320" w:before="0"/>
+        <w:spacing w:after="480" w:before="0"/>
         <w:jc w:val="center"/>
       </w:pPr>
       <w:r>
@@ -100,17 +58,20 @@
     </w:p>
     <w:p>
       <w:pPr>
+        <w:pBdr>
+          <w:bottom w:val="single" w:color="CCCCCC" w:sz="4"/>
+        </w:pBdr>
+        <w:spacing w:after="120" w:before="120"/>
+      </w:pPr>
+    </w:p>
+    <w:p>
+      <w:pPr>
         <w:spacing w:after="80" w:before="80"/>
       </w:pPr>
     </w:p>
     <w:p>
       <w:pPr>
         <w:spacing w:after="80" w:before="80"/>
-      </w:pPr>
-    </w:p>
-    <w:p>
-      <w:pPr>
-        <w:spacing w:after="60" w:before="60"/>
         <w:jc w:val="center"/>
       </w:pPr>
       <w:r>
@@ -136,7 +97,7 @@
     </w:p>
     <w:p>
       <w:pPr>
-        <w:spacing w:after="60" w:before="60"/>
+        <w:spacing w:after="80" w:before="80"/>
         <w:jc w:val="center"/>
       </w:pPr>
       <w:r>
@@ -162,7 +123,7 @@
     </w:p>
     <w:p>
       <w:pPr>
-        <w:spacing w:after="60" w:before="60"/>
+        <w:spacing w:after="80" w:before="80"/>
         <w:jc w:val="center"/>
       </w:pPr>
       <w:r>
@@ -184,41 +145,6 @@
           <w:szCs w:val="20"/>
         </w:rPr>
         <w:t xml:space="preserve">Linux (Ubuntu 20.04+), macOS, Windows Server</w:t>
-      </w:r>
-    </w:p>
-    <w:p>
-      <w:pPr>
-        <w:spacing w:after="80" w:before="80"/>
-      </w:pPr>
-    </w:p>
-    <w:p>
-      <w:pPr>
-        <w:spacing w:after="80" w:before="80"/>
-      </w:pPr>
-    </w:p>
-    <w:p>
-      <w:pPr>
-        <w:pBdr>
-          <w:bottom w:val="single" w:color="CCCCCC" w:sz="4"/>
-        </w:pBdr>
-        <w:spacing w:after="120" w:before="120"/>
-      </w:pPr>
-    </w:p>
-    <w:p>
-      <w:pPr>
-        <w:spacing w:after="0" w:before="80"/>
-        <w:jc w:val="center"/>
-      </w:pPr>
-      <w:r>
-        <w:rPr>
-          <w:rFonts w:ascii="Calibri" w:cs="Calibri" w:eastAsia="Calibri" w:hAnsi="Calibri"/>
-          <w:b/>
-          <w:bCs/>
-          <w:color w:val="C0392B"/>
-          <w:sz w:val="18"/>
-          <w:szCs w:val="18"/>
-        </w:rPr>
-        <w:t xml:space="preserve">CONFIDENCIAL — Uso exclusivo del equipo técnico evaluador</w:t>
       </w:r>
     </w:p>
     <w:p>
@@ -1419,7 +1345,7 @@
           <w:sz w:val="20"/>
           <w:szCs w:val="20"/>
         </w:rPr>
-        <w:t xml:space="preserve">Abrir http://localhost:3000 (login) → http://localhost:3000/register.html</w:t>
+        <w:t xml:space="preserve">Abrir http://localhost:3000/register.html</w:t>
       </w:r>
     </w:p>
     <w:p>
@@ -1618,54 +1544,11 @@
           <w:sz w:val="18"/>
           <w:szCs w:val="18"/>
         </w:rPr>
-        <w:t xml:space="preserve"># Actualizar sistema</w:t>
-      </w:r>
-    </w:p>
-    <w:p>
-      <w:pPr>
-        <w:pBdr>
-          <w:left w:val="single" w:color="0D7E3C" w:sz="12"/>
-        </w:pBdr>
-        <w:shd w:color="F0F0F0" w:val="solid"/>
-        <w:spacing w:after="40" w:before="40"/>
-        <w:ind w:left="360" w:right="360"/>
-      </w:pPr>
-      <w:r>
-        <w:rPr>
-          <w:rFonts w:ascii="Courier New" w:cs="Courier New" w:eastAsia="Courier New" w:hAnsi="Courier New"/>
-          <w:color w:val="1A1A1A"/>
-          <w:sz w:val="18"/>
-          <w:szCs w:val="18"/>
-        </w:rPr>
         <w:t xml:space="preserve">sudo apt update &amp;&amp; sudo apt upgrade -y</w:t>
       </w:r>
     </w:p>
     <w:p>
       <w:pPr>
-        <w:spacing w:after="80" w:before="80"/>
-      </w:pPr>
-    </w:p>
-    <w:p>
-      <w:pPr>
-        <w:pBdr>
-          <w:left w:val="single" w:color="0D7E3C" w:sz="12"/>
-        </w:pBdr>
-        <w:shd w:color="F0F0F0" w:val="solid"/>
-        <w:spacing w:after="40" w:before="40"/>
-        <w:ind w:left="360" w:right="360"/>
-      </w:pPr>
-      <w:r>
-        <w:rPr>
-          <w:rFonts w:ascii="Courier New" w:cs="Courier New" w:eastAsia="Courier New" w:hAnsi="Courier New"/>
-          <w:color w:val="1A1A1A"/>
-          <w:sz w:val="18"/>
-          <w:szCs w:val="18"/>
-        </w:rPr>
-        <w:t xml:space="preserve"># Instalar Node.js 18 LTS</w:t>
-      </w:r>
-    </w:p>
-    <w:p>
-      <w:pPr>
         <w:pBdr>
           <w:left w:val="single" w:color="0D7E3C" w:sz="12"/>
         </w:pBdr>
@@ -1704,73 +1587,6 @@
     </w:p>
     <w:p>
       <w:pPr>
-        <w:spacing w:after="80" w:before="80"/>
-      </w:pPr>
-    </w:p>
-    <w:p>
-      <w:pPr>
-        <w:pBdr>
-          <w:left w:val="single" w:color="0D7E3C" w:sz="12"/>
-        </w:pBdr>
-        <w:shd w:color="F0F0F0" w:val="solid"/>
-        <w:spacing w:after="40" w:before="40"/>
-        <w:ind w:left="360" w:right="360"/>
-      </w:pPr>
-      <w:r>
-        <w:rPr>
-          <w:rFonts w:ascii="Courier New" w:cs="Courier New" w:eastAsia="Courier New" w:hAnsi="Courier New"/>
-          <w:color w:val="1A1A1A"/>
-          <w:sz w:val="18"/>
-          <w:szCs w:val="18"/>
-        </w:rPr>
-        <w:t xml:space="preserve"># Verificar instalación</w:t>
-      </w:r>
-    </w:p>
-    <w:p>
-      <w:pPr>
-        <w:pBdr>
-          <w:left w:val="single" w:color="0D7E3C" w:sz="12"/>
-        </w:pBdr>
-        <w:shd w:color="F0F0F0" w:val="solid"/>
-        <w:spacing w:after="40" w:before="40"/>
-        <w:ind w:left="360" w:right="360"/>
-      </w:pPr>
-      <w:r>
-        <w:rPr>
-          <w:rFonts w:ascii="Courier New" w:cs="Courier New" w:eastAsia="Courier New" w:hAnsi="Courier New"/>
-          <w:color w:val="1A1A1A"/>
-          <w:sz w:val="18"/>
-          <w:szCs w:val="18"/>
-        </w:rPr>
-        <w:t xml:space="preserve">node --version &amp;&amp; npm --version</w:t>
-      </w:r>
-    </w:p>
-    <w:p>
-      <w:pPr>
-        <w:spacing w:after="80" w:before="80"/>
-      </w:pPr>
-    </w:p>
-    <w:p>
-      <w:pPr>
-        <w:pBdr>
-          <w:left w:val="single" w:color="0D7E3C" w:sz="12"/>
-        </w:pBdr>
-        <w:shd w:color="F0F0F0" w:val="solid"/>
-        <w:spacing w:after="40" w:before="40"/>
-        <w:ind w:left="360" w:right="360"/>
-      </w:pPr>
-      <w:r>
-        <w:rPr>
-          <w:rFonts w:ascii="Courier New" w:cs="Courier New" w:eastAsia="Courier New" w:hAnsi="Courier New"/>
-          <w:color w:val="1A1A1A"/>
-          <w:sz w:val="18"/>
-          <w:szCs w:val="18"/>
-        </w:rPr>
-        <w:t xml:space="preserve"># Instalar PM2 (process manager)</w:t>
-      </w:r>
-    </w:p>
-    <w:p>
-      <w:pPr>
         <w:pBdr>
           <w:left w:val="single" w:color="0D7E3C" w:sz="12"/>
         </w:pBdr>
@@ -1786,30 +1602,6 @@
           <w:szCs w:val="18"/>
         </w:rPr>
         <w:t xml:space="preserve">sudo npm install -g pm2</w:t>
-      </w:r>
-    </w:p>
-    <w:p>
-      <w:pPr>
-        <w:spacing w:after="80" w:before="80"/>
-      </w:pPr>
-    </w:p>
-    <w:p>
-      <w:pPr>
-        <w:pBdr>
-          <w:left w:val="single" w:color="0D7E3C" w:sz="12"/>
-        </w:pBdr>
-        <w:shd w:color="F0F0F0" w:val="solid"/>
-        <w:spacing w:after="40" w:before="40"/>
-        <w:ind w:left="360" w:right="360"/>
-      </w:pPr>
-      <w:r>
-        <w:rPr>
-          <w:rFonts w:ascii="Courier New" w:cs="Courier New" w:eastAsia="Courier New" w:hAnsi="Courier New"/>
-          <w:color w:val="1A1A1A"/>
-          <w:sz w:val="18"/>
-          <w:szCs w:val="18"/>
-        </w:rPr>
-        <w:t xml:space="preserve"># Instalar Nginx</w:t>
       </w:r>
     </w:p>
     <w:p>
@@ -1869,25 +1661,6 @@
           <w:sz w:val="18"/>
           <w:szCs w:val="18"/>
         </w:rPr>
-        <w:t xml:space="preserve"># Crear directorio de aplicación</w:t>
-      </w:r>
-    </w:p>
-    <w:p>
-      <w:pPr>
-        <w:pBdr>
-          <w:left w:val="single" w:color="0D7E3C" w:sz="12"/>
-        </w:pBdr>
-        <w:shd w:color="F0F0F0" w:val="solid"/>
-        <w:spacing w:after="40" w:before="40"/>
-        <w:ind w:left="360" w:right="360"/>
-      </w:pPr>
-      <w:r>
-        <w:rPr>
-          <w:rFonts w:ascii="Courier New" w:cs="Courier New" w:eastAsia="Courier New" w:hAnsi="Courier New"/>
-          <w:color w:val="1A1A1A"/>
-          <w:sz w:val="18"/>
-          <w:szCs w:val="18"/>
-        </w:rPr>
         <w:t xml:space="preserve">sudo mkdir -p /var/www/mintic-app</w:t>
       </w:r>
     </w:p>
@@ -1912,30 +1685,6 @@
     </w:p>
     <w:p>
       <w:pPr>
-        <w:spacing w:after="80" w:before="80"/>
-      </w:pPr>
-    </w:p>
-    <w:p>
-      <w:pPr>
-        <w:pBdr>
-          <w:left w:val="single" w:color="0D7E3C" w:sz="12"/>
-        </w:pBdr>
-        <w:shd w:color="F0F0F0" w:val="solid"/>
-        <w:spacing w:after="40" w:before="40"/>
-        <w:ind w:left="360" w:right="360"/>
-      </w:pPr>
-      <w:r>
-        <w:rPr>
-          <w:rFonts w:ascii="Courier New" w:cs="Courier New" w:eastAsia="Courier New" w:hAnsi="Courier New"/>
-          <w:color w:val="1A1A1A"/>
-          <w:sz w:val="18"/>
-          <w:szCs w:val="18"/>
-        </w:rPr>
-        <w:t xml:space="preserve"># Copiar archivos del proyecto (excluir node_modules, data, uploads, .env)</w:t>
-      </w:r>
-    </w:p>
-    <w:p>
-      <w:pPr>
         <w:pBdr>
           <w:left w:val="single" w:color="0D7E3C" w:sz="12"/>
         </w:pBdr>
@@ -1974,30 +1723,6 @@
     </w:p>
     <w:p>
       <w:pPr>
-        <w:spacing w:after="80" w:before="80"/>
-      </w:pPr>
-    </w:p>
-    <w:p>
-      <w:pPr>
-        <w:pBdr>
-          <w:left w:val="single" w:color="0D7E3C" w:sz="12"/>
-        </w:pBdr>
-        <w:shd w:color="F0F0F0" w:val="solid"/>
-        <w:spacing w:after="40" w:before="40"/>
-        <w:ind w:left="360" w:right="360"/>
-      </w:pPr>
-      <w:r>
-        <w:rPr>
-          <w:rFonts w:ascii="Courier New" w:cs="Courier New" w:eastAsia="Courier New" w:hAnsi="Courier New"/>
-          <w:color w:val="1A1A1A"/>
-          <w:sz w:val="18"/>
-          <w:szCs w:val="18"/>
-        </w:rPr>
-        <w:t xml:space="preserve"># Instalar dependencias de producción</w:t>
-      </w:r>
-    </w:p>
-    <w:p>
-      <w:pPr>
         <w:pBdr>
           <w:left w:val="single" w:color="0D7E3C" w:sz="12"/>
         </w:pBdr>
@@ -2017,64 +1742,21 @@
     </w:p>
     <w:p>
       <w:pPr>
-        <w:spacing w:after="80" w:before="80"/>
-      </w:pPr>
-    </w:p>
-    <w:p>
-      <w:pPr>
-        <w:pBdr>
-          <w:left w:val="single" w:color="0D7E3C" w:sz="12"/>
-        </w:pBdr>
-        <w:shd w:color="F0F0F0" w:val="solid"/>
-        <w:spacing w:after="40" w:before="40"/>
-        <w:ind w:left="360" w:right="360"/>
-      </w:pPr>
-      <w:r>
-        <w:rPr>
-          <w:rFonts w:ascii="Courier New" w:cs="Courier New" w:eastAsia="Courier New" w:hAnsi="Courier New"/>
-          <w:color w:val="1A1A1A"/>
-          <w:sz w:val="18"/>
-          <w:szCs w:val="18"/>
-        </w:rPr>
-        <w:t xml:space="preserve"># Crear directorios y configurar permisos</w:t>
-      </w:r>
-    </w:p>
-    <w:p>
-      <w:pPr>
-        <w:pBdr>
-          <w:left w:val="single" w:color="0D7E3C" w:sz="12"/>
-        </w:pBdr>
-        <w:shd w:color="F0F0F0" w:val="solid"/>
-        <w:spacing w:after="40" w:before="40"/>
-        <w:ind w:left="360" w:right="360"/>
-      </w:pPr>
-      <w:r>
-        <w:rPr>
-          <w:rFonts w:ascii="Courier New" w:cs="Courier New" w:eastAsia="Courier New" w:hAnsi="Courier New"/>
-          <w:color w:val="1A1A1A"/>
-          <w:sz w:val="18"/>
-          <w:szCs w:val="18"/>
-        </w:rPr>
-        <w:t xml:space="preserve">mkdir -p data uploads</w:t>
-      </w:r>
-    </w:p>
-    <w:p>
-      <w:pPr>
-        <w:pBdr>
-          <w:left w:val="single" w:color="0D7E3C" w:sz="12"/>
-        </w:pBdr>
-        <w:shd w:color="F0F0F0" w:val="solid"/>
-        <w:spacing w:after="40" w:before="40"/>
-        <w:ind w:left="360" w:right="360"/>
-      </w:pPr>
-      <w:r>
-        <w:rPr>
-          <w:rFonts w:ascii="Courier New" w:cs="Courier New" w:eastAsia="Courier New" w:hAnsi="Courier New"/>
-          <w:color w:val="1A1A1A"/>
-          <w:sz w:val="18"/>
-          <w:szCs w:val="18"/>
-        </w:rPr>
-        <w:t xml:space="preserve">chmod 750 data uploads</w:t>
+        <w:pBdr>
+          <w:left w:val="single" w:color="0D7E3C" w:sz="12"/>
+        </w:pBdr>
+        <w:shd w:color="F0F0F0" w:val="solid"/>
+        <w:spacing w:after="40" w:before="40"/>
+        <w:ind w:left="360" w:right="360"/>
+      </w:pPr>
+      <w:r>
+        <w:rPr>
+          <w:rFonts w:ascii="Courier New" w:cs="Courier New" w:eastAsia="Courier New" w:hAnsi="Courier New"/>
+          <w:color w:val="1A1A1A"/>
+          <w:sz w:val="18"/>
+          <w:szCs w:val="18"/>
+        </w:rPr>
+        <w:t xml:space="preserve">mkdir -p data uploads &amp;&amp; chmod 750 data uploads</w:t>
       </w:r>
     </w:p>
     <w:p>
@@ -2216,11 +1898,11 @@
           <w:bCs/>
           <w:i w:val="false"/>
           <w:iCs w:val="false"/>
-          <w:color w:val="C0392B"/>
+          <w:color w:val="1A1A1A"/>
           <w:sz w:val="20"/>
           <w:szCs w:val="20"/>
         </w:rPr>
-        <w:t xml:space="preserve">IMPORTANTE: Generar el JWT_SECRET de forma segura:</w:t>
+        <w:t xml:space="preserve">Generar JWT_SECRET seguro:</w:t>
       </w:r>
     </w:p>
     <w:p>
@@ -2280,54 +1962,11 @@
           <w:sz w:val="18"/>
           <w:szCs w:val="18"/>
         </w:rPr>
-        <w:t xml:space="preserve"># Iniciar la aplicación con PM2</w:t>
-      </w:r>
-    </w:p>
-    <w:p>
-      <w:pPr>
-        <w:pBdr>
-          <w:left w:val="single" w:color="0D7E3C" w:sz="12"/>
-        </w:pBdr>
-        <w:shd w:color="F0F0F0" w:val="solid"/>
-        <w:spacing w:after="40" w:before="40"/>
-        <w:ind w:left="360" w:right="360"/>
-      </w:pPr>
-      <w:r>
-        <w:rPr>
-          <w:rFonts w:ascii="Courier New" w:cs="Courier New" w:eastAsia="Courier New" w:hAnsi="Courier New"/>
-          <w:color w:val="1A1A1A"/>
-          <w:sz w:val="18"/>
-          <w:szCs w:val="18"/>
-        </w:rPr>
         <w:t xml:space="preserve">pm2 start /var/www/mintic-app/server.js --name "mintic-app"</w:t>
       </w:r>
     </w:p>
     <w:p>
       <w:pPr>
-        <w:spacing w:after="80" w:before="80"/>
-      </w:pPr>
-    </w:p>
-    <w:p>
-      <w:pPr>
-        <w:pBdr>
-          <w:left w:val="single" w:color="0D7E3C" w:sz="12"/>
-        </w:pBdr>
-        <w:shd w:color="F0F0F0" w:val="solid"/>
-        <w:spacing w:after="40" w:before="40"/>
-        <w:ind w:left="360" w:right="360"/>
-      </w:pPr>
-      <w:r>
-        <w:rPr>
-          <w:rFonts w:ascii="Courier New" w:cs="Courier New" w:eastAsia="Courier New" w:hAnsi="Courier New"/>
-          <w:color w:val="1A1A1A"/>
-          <w:sz w:val="18"/>
-          <w:szCs w:val="18"/>
-        </w:rPr>
-        <w:t xml:space="preserve"># Configurar inicio automático al reboot</w:t>
-      </w:r>
-    </w:p>
-    <w:p>
-      <w:pPr>
         <w:pBdr>
           <w:left w:val="single" w:color="0D7E3C" w:sz="12"/>
         </w:pBdr>
@@ -2347,30 +1986,6 @@
     </w:p>
     <w:p>
       <w:pPr>
-        <w:spacing w:after="80" w:before="80"/>
-      </w:pPr>
-    </w:p>
-    <w:p>
-      <w:pPr>
-        <w:pBdr>
-          <w:left w:val="single" w:color="0D7E3C" w:sz="12"/>
-        </w:pBdr>
-        <w:shd w:color="F0F0F0" w:val="solid"/>
-        <w:spacing w:after="40" w:before="40"/>
-        <w:ind w:left="360" w:right="360"/>
-      </w:pPr>
-      <w:r>
-        <w:rPr>
-          <w:rFonts w:ascii="Courier New" w:cs="Courier New" w:eastAsia="Courier New" w:hAnsi="Courier New"/>
-          <w:color w:val="1A1A1A"/>
-          <w:sz w:val="18"/>
-          <w:szCs w:val="18"/>
-        </w:rPr>
-        <w:t xml:space="preserve"># Verificar estado</w:t>
-      </w:r>
-    </w:p>
-    <w:p>
-      <w:pPr>
         <w:pBdr>
           <w:left w:val="single" w:color="0D7E3C" w:sz="12"/>
         </w:pBdr>
@@ -2386,25 +2001,6 @@
           <w:szCs w:val="18"/>
         </w:rPr>
         <w:t xml:space="preserve">pm2 status</w:t>
-      </w:r>
-    </w:p>
-    <w:p>
-      <w:pPr>
-        <w:pBdr>
-          <w:left w:val="single" w:color="0D7E3C" w:sz="12"/>
-        </w:pBdr>
-        <w:shd w:color="F0F0F0" w:val="solid"/>
-        <w:spacing w:after="40" w:before="40"/>
-        <w:ind w:left="360" w:right="360"/>
-      </w:pPr>
-      <w:r>
-        <w:rPr>
-          <w:rFonts w:ascii="Courier New" w:cs="Courier New" w:eastAsia="Courier New" w:hAnsi="Courier New"/>
-          <w:color w:val="1A1A1A"/>
-          <w:sz w:val="18"/>
-          <w:szCs w:val="18"/>
-        </w:rPr>
-        <w:t xml:space="preserve">pm2 logs mintic-app</w:t>
       </w:r>
     </w:p>
     <w:p>
@@ -2455,25 +2051,6 @@
     </w:p>
     <w:p>
       <w:pPr>
-        <w:spacing w:after="80" w:before="60" w:line="276" w:lineRule="auto"/>
-        <w:jc w:val="left"/>
-      </w:pPr>
-      <w:r>
-        <w:rPr>
-          <w:rFonts w:ascii="Calibri" w:cs="Calibri" w:eastAsia="Calibri" w:hAnsi="Calibri"/>
-          <w:b w:val="false"/>
-          <w:bCs w:val="false"/>
-          <w:i w:val="false"/>
-          <w:iCs w:val="false"/>
-          <w:color w:val="1A1A1A"/>
-          <w:sz w:val="20"/>
-          <w:szCs w:val="20"/>
-        </w:rPr>
-        <w:t xml:space="preserve">Contenido de la configuración Nginx:</w:t>
-      </w:r>
-    </w:p>
-    <w:p>
-      <w:pPr>
         <w:pBdr>
           <w:left w:val="single" w:color="0D7E3C" w:sz="12"/>
         </w:pBdr>
@@ -2880,25 +2457,6 @@
       <w:pPr>
         <w:spacing w:after="80" w:before="80"/>
       </w:pPr>
-    </w:p>
-    <w:p>
-      <w:pPr>
-        <w:pBdr>
-          <w:left w:val="single" w:color="0D7E3C" w:sz="12"/>
-        </w:pBdr>
-        <w:shd w:color="F0F0F0" w:val="solid"/>
-        <w:spacing w:after="40" w:before="40"/>
-        <w:ind w:left="360" w:right="360"/>
-      </w:pPr>
-      <w:r>
-        <w:rPr>
-          <w:rFonts w:ascii="Courier New" w:cs="Courier New" w:eastAsia="Courier New" w:hAnsi="Courier New"/>
-          <w:color w:val="1A1A1A"/>
-          <w:sz w:val="18"/>
-          <w:szCs w:val="18"/>
-        </w:rPr>
-        <w:t xml:space="preserve"># Habilitar y recargar</w:t>
-      </w:r>
     </w:p>
     <w:p>
       <w:pPr>
@@ -3037,26 +2595,7 @@
           <w:sz w:val="24"/>
           <w:szCs w:val="24"/>
         </w:rPr>
-        <w:t xml:space="preserve">4.1 Backup de la base de datos</w:t>
-      </w:r>
-    </w:p>
-    <w:p>
-      <w:pPr>
-        <w:pBdr>
-          <w:left w:val="single" w:color="0D7E3C" w:sz="12"/>
-        </w:pBdr>
-        <w:shd w:color="F0F0F0" w:val="solid"/>
-        <w:spacing w:after="40" w:before="40"/>
-        <w:ind w:left="360" w:right="360"/>
-      </w:pPr>
-      <w:r>
-        <w:rPr>
-          <w:rFonts w:ascii="Courier New" w:cs="Courier New" w:eastAsia="Courier New" w:hAnsi="Courier New"/>
-          <w:color w:val="1A1A1A"/>
-          <w:sz w:val="18"/>
-          <w:szCs w:val="18"/>
-        </w:rPr>
-        <w:t xml:space="preserve"># Backup manual</w:t>
+        <w:t xml:space="preserve">4.1 Base de datos</w:t>
       </w:r>
     </w:p>
     <w:p>
@@ -3118,45 +2657,26 @@
           <w:sz w:val="18"/>
           <w:szCs w:val="18"/>
         </w:rPr>
-        <w:t xml:space="preserve"># Backup automático diario (crontab -e)</w:t>
-      </w:r>
-    </w:p>
-    <w:p>
-      <w:pPr>
-        <w:pBdr>
-          <w:left w:val="single" w:color="0D7E3C" w:sz="12"/>
-        </w:pBdr>
-        <w:shd w:color="F0F0F0" w:val="solid"/>
-        <w:spacing w:after="40" w:before="40"/>
-        <w:ind w:left="360" w:right="360"/>
-      </w:pPr>
-      <w:r>
-        <w:rPr>
-          <w:rFonts w:ascii="Courier New" w:cs="Courier New" w:eastAsia="Courier New" w:hAnsi="Courier New"/>
-          <w:color w:val="1A1A1A"/>
-          <w:sz w:val="18"/>
-          <w:szCs w:val="18"/>
-        </w:rPr>
-        <w:t xml:space="preserve">0 2 * * * cp /var/www/mintic-app/data/database.sqlite \</w:t>
-      </w:r>
-    </w:p>
-    <w:p>
-      <w:pPr>
-        <w:pBdr>
-          <w:left w:val="single" w:color="0D7E3C" w:sz="12"/>
-        </w:pBdr>
-        <w:shd w:color="F0F0F0" w:val="solid"/>
-        <w:spacing w:after="40" w:before="40"/>
-        <w:ind w:left="360" w:right="360"/>
-      </w:pPr>
-      <w:r>
-        <w:rPr>
-          <w:rFonts w:ascii="Courier New" w:cs="Courier New" w:eastAsia="Courier New" w:hAnsi="Courier New"/>
-          <w:color w:val="1A1A1A"/>
-          <w:sz w:val="18"/>
-          <w:szCs w:val="18"/>
-        </w:rPr>
-        <w:t xml:space="preserve">              /backups/database_$(date +\%Y\%m\%d).sqlite</w:t>
+        <w:t xml:space="preserve"># Crontab diario a las 2 AM:</w:t>
+      </w:r>
+    </w:p>
+    <w:p>
+      <w:pPr>
+        <w:pBdr>
+          <w:left w:val="single" w:color="0D7E3C" w:sz="12"/>
+        </w:pBdr>
+        <w:shd w:color="F0F0F0" w:val="solid"/>
+        <w:spacing w:after="40" w:before="40"/>
+        <w:ind w:left="360" w:right="360"/>
+      </w:pPr>
+      <w:r>
+        <w:rPr>
+          <w:rFonts w:ascii="Courier New" w:cs="Courier New" w:eastAsia="Courier New" w:hAnsi="Courier New"/>
+          <w:color w:val="1A1A1A"/>
+          <w:sz w:val="18"/>
+          <w:szCs w:val="18"/>
+        </w:rPr>
+        <w:t xml:space="preserve">0 2 * * * cp /var/www/mintic-app/data/database.sqlite /backups/database_$(date +\%Y\%m\%d).sqlite</w:t>
       </w:r>
     </w:p>
     <w:p>
@@ -3178,45 +2698,26 @@
           <w:sz w:val="24"/>
           <w:szCs w:val="24"/>
         </w:rPr>
-        <w:t xml:space="preserve">4.2 Backup de archivos subidos</w:t>
-      </w:r>
-    </w:p>
-    <w:p>
-      <w:pPr>
-        <w:pBdr>
-          <w:left w:val="single" w:color="0D7E3C" w:sz="12"/>
-        </w:pBdr>
-        <w:shd w:color="F0F0F0" w:val="solid"/>
-        <w:spacing w:after="40" w:before="40"/>
-        <w:ind w:left="360" w:right="360"/>
-      </w:pPr>
-      <w:r>
-        <w:rPr>
-          <w:rFonts w:ascii="Courier New" w:cs="Courier New" w:eastAsia="Courier New" w:hAnsi="Courier New"/>
-          <w:color w:val="1A1A1A"/>
-          <w:sz w:val="18"/>
-          <w:szCs w:val="18"/>
-        </w:rPr>
-        <w:t xml:space="preserve">tar -czf /backups/uploads_$(date +%Y%m%d).tar.gz \</w:t>
-      </w:r>
-    </w:p>
-    <w:p>
-      <w:pPr>
-        <w:pBdr>
-          <w:left w:val="single" w:color="0D7E3C" w:sz="12"/>
-        </w:pBdr>
-        <w:shd w:color="F0F0F0" w:val="solid"/>
-        <w:spacing w:after="40" w:before="40"/>
-        <w:ind w:left="360" w:right="360"/>
-      </w:pPr>
-      <w:r>
-        <w:rPr>
-          <w:rFonts w:ascii="Courier New" w:cs="Courier New" w:eastAsia="Courier New" w:hAnsi="Courier New"/>
-          <w:color w:val="1A1A1A"/>
-          <w:sz w:val="18"/>
-          <w:szCs w:val="18"/>
-        </w:rPr>
-        <w:t xml:space="preserve">    /var/www/mintic-app/uploads/</w:t>
+        <w:t xml:space="preserve">4.2 Archivos subidos</w:t>
+      </w:r>
+    </w:p>
+    <w:p>
+      <w:pPr>
+        <w:pBdr>
+          <w:left w:val="single" w:color="0D7E3C" w:sz="12"/>
+        </w:pBdr>
+        <w:shd w:color="F0F0F0" w:val="solid"/>
+        <w:spacing w:after="40" w:before="40"/>
+        <w:ind w:left="360" w:right="360"/>
+      </w:pPr>
+      <w:r>
+        <w:rPr>
+          <w:rFonts w:ascii="Courier New" w:cs="Courier New" w:eastAsia="Courier New" w:hAnsi="Courier New"/>
+          <w:color w:val="1A1A1A"/>
+          <w:sz w:val="18"/>
+          <w:szCs w:val="18"/>
+        </w:rPr>
+        <w:t xml:space="preserve">tar -czf /backups/uploads_$(date +%Y%m%d).tar.gz /var/www/mintic-app/uploads/</w:t>
       </w:r>
     </w:p>
     <w:p>
@@ -3246,23 +2747,6 @@
     </w:p>
     <w:p>
       <w:pPr>
-        <w:pStyle w:val="Heading2"/>
-        <w:spacing w:after="120" w:before="280"/>
-      </w:pPr>
-      <w:r>
-        <w:rPr>
-          <w:rFonts w:ascii="Calibri" w:cs="Calibri" w:eastAsia="Calibri" w:hAnsi="Calibri"/>
-          <w:b/>
-          <w:bCs/>
-          <w:color w:val="1B3A6B"/>
-          <w:sz w:val="24"/>
-          <w:szCs w:val="24"/>
-        </w:rPr>
-        <w:t xml:space="preserve">5.1 Estado del servidor</w:t>
-      </w:r>
-    </w:p>
-    <w:p>
-      <w:pPr>
         <w:pBdr>
           <w:left w:val="single" w:color="0D7E3C" w:sz="12"/>
         </w:pBdr>
@@ -3301,47 +2785,6 @@
     </w:p>
     <w:p>
       <w:pPr>
-        <w:spacing w:after="80" w:before="80"/>
-      </w:pPr>
-    </w:p>
-    <w:p>
-      <w:pPr>
-        <w:pStyle w:val="Heading2"/>
-        <w:spacing w:after="120" w:before="280"/>
-      </w:pPr>
-      <w:r>
-        <w:rPr>
-          <w:rFonts w:ascii="Calibri" w:cs="Calibri" w:eastAsia="Calibri" w:hAnsi="Calibri"/>
-          <w:b/>
-          <w:bCs/>
-          <w:color w:val="1B3A6B"/>
-          <w:sz w:val="24"/>
-          <w:szCs w:val="24"/>
-        </w:rPr>
-        <w:t xml:space="preserve">5.2 Logs de Nginx</w:t>
-      </w:r>
-    </w:p>
-    <w:p>
-      <w:pPr>
-        <w:pBdr>
-          <w:left w:val="single" w:color="0D7E3C" w:sz="12"/>
-        </w:pBdr>
-        <w:shd w:color="F0F0F0" w:val="solid"/>
-        <w:spacing w:after="40" w:before="40"/>
-        <w:ind w:left="360" w:right="360"/>
-      </w:pPr>
-      <w:r>
-        <w:rPr>
-          <w:rFonts w:ascii="Courier New" w:cs="Courier New" w:eastAsia="Courier New" w:hAnsi="Courier New"/>
-          <w:color w:val="1A1A1A"/>
-          <w:sz w:val="18"/>
-          <w:szCs w:val="18"/>
-        </w:rPr>
-        <w:t xml:space="preserve">sudo tail -f /var/log/nginx/access.log</w:t>
-      </w:r>
-    </w:p>
-    <w:p>
-      <w:pPr>
         <w:pBdr>
           <w:left w:val="single" w:color="0D7E3C" w:sz="12"/>
         </w:pBdr>
@@ -3361,28 +2804,6 @@
     </w:p>
     <w:p>
       <w:pPr>
-        <w:spacing w:after="80" w:before="80"/>
-      </w:pPr>
-    </w:p>
-    <w:p>
-      <w:pPr>
-        <w:pStyle w:val="Heading2"/>
-        <w:spacing w:after="120" w:before="280"/>
-      </w:pPr>
-      <w:r>
-        <w:rPr>
-          <w:rFonts w:ascii="Calibri" w:cs="Calibri" w:eastAsia="Calibri" w:hAnsi="Calibri"/>
-          <w:b/>
-          <w:bCs/>
-          <w:color w:val="1B3A6B"/>
-          <w:sz w:val="24"/>
-          <w:szCs w:val="24"/>
-        </w:rPr>
-        <w:t xml:space="preserve">5.3 Espacio en disco</w:t>
-      </w:r>
-    </w:p>
-    <w:p>
-      <w:pPr>
         <w:pBdr>
           <w:left w:val="single" w:color="0D7E3C" w:sz="12"/>
         </w:pBdr>
@@ -3398,25 +2819,6 @@
           <w:szCs w:val="18"/>
         </w:rPr>
         <w:t xml:space="preserve">du -sh /var/www/mintic-app/uploads/</w:t>
-      </w:r>
-    </w:p>
-    <w:p>
-      <w:pPr>
-        <w:pBdr>
-          <w:left w:val="single" w:color="0D7E3C" w:sz="12"/>
-        </w:pBdr>
-        <w:shd w:color="F0F0F0" w:val="solid"/>
-        <w:spacing w:after="40" w:before="40"/>
-        <w:ind w:left="360" w:right="360"/>
-      </w:pPr>
-      <w:r>
-        <w:rPr>
-          <w:rFonts w:ascii="Courier New" w:cs="Courier New" w:eastAsia="Courier New" w:hAnsi="Courier New"/>
-          <w:color w:val="1A1A1A"/>
-          <w:sz w:val="18"/>
-          <w:szCs w:val="18"/>
-        </w:rPr>
-        <w:t xml:space="preserve">du -sh /var/www/mintic-app/data/</w:t>
       </w:r>
     </w:p>
     <w:p>
@@ -3441,261 +2843,7 @@
           <w:sz w:val="28"/>
           <w:szCs w:val="28"/>
         </w:rPr>
-        <w:t xml:space="preserve">6. Actualización de la Aplicación</w:t>
-      </w:r>
-    </w:p>
-    <w:p>
-      <w:pPr>
-        <w:pBdr>
-          <w:left w:val="single" w:color="0D7E3C" w:sz="12"/>
-        </w:pBdr>
-        <w:shd w:color="F0F0F0" w:val="solid"/>
-        <w:spacing w:after="40" w:before="40"/>
-        <w:ind w:left="360" w:right="360"/>
-      </w:pPr>
-      <w:r>
-        <w:rPr>
-          <w:rFonts w:ascii="Courier New" w:cs="Courier New" w:eastAsia="Courier New" w:hAnsi="Courier New"/>
-          <w:color w:val="1A1A1A"/>
-          <w:sz w:val="18"/>
-          <w:szCs w:val="18"/>
-        </w:rPr>
-        <w:t xml:space="preserve"># 1. Backup antes de actualizar</w:t>
-      </w:r>
-    </w:p>
-    <w:p>
-      <w:pPr>
-        <w:pBdr>
-          <w:left w:val="single" w:color="0D7E3C" w:sz="12"/>
-        </w:pBdr>
-        <w:shd w:color="F0F0F0" w:val="solid"/>
-        <w:spacing w:after="40" w:before="40"/>
-        <w:ind w:left="360" w:right="360"/>
-      </w:pPr>
-      <w:r>
-        <w:rPr>
-          <w:rFonts w:ascii="Courier New" w:cs="Courier New" w:eastAsia="Courier New" w:hAnsi="Courier New"/>
-          <w:color w:val="1A1A1A"/>
-          <w:sz w:val="18"/>
-          <w:szCs w:val="18"/>
-        </w:rPr>
-        <w:t xml:space="preserve">cp -r /var/www/mintic-app/data /backups/data_$(date +%Y%m%d)</w:t>
-      </w:r>
-    </w:p>
-    <w:p>
-      <w:pPr>
-        <w:spacing w:after="80" w:before="80"/>
-      </w:pPr>
-    </w:p>
-    <w:p>
-      <w:pPr>
-        <w:pBdr>
-          <w:left w:val="single" w:color="0D7E3C" w:sz="12"/>
-        </w:pBdr>
-        <w:shd w:color="F0F0F0" w:val="solid"/>
-        <w:spacing w:after="40" w:before="40"/>
-        <w:ind w:left="360" w:right="360"/>
-      </w:pPr>
-      <w:r>
-        <w:rPr>
-          <w:rFonts w:ascii="Courier New" w:cs="Courier New" w:eastAsia="Courier New" w:hAnsi="Courier New"/>
-          <w:color w:val="1A1A1A"/>
-          <w:sz w:val="18"/>
-          <w:szCs w:val="18"/>
-        </w:rPr>
-        <w:t xml:space="preserve"># 2. Copiar nuevos archivos (sin sobrescribir data/ y uploads/)</w:t>
-      </w:r>
-    </w:p>
-    <w:p>
-      <w:pPr>
-        <w:pBdr>
-          <w:left w:val="single" w:color="0D7E3C" w:sz="12"/>
-        </w:pBdr>
-        <w:shd w:color="F0F0F0" w:val="solid"/>
-        <w:spacing w:after="40" w:before="40"/>
-        <w:ind w:left="360" w:right="360"/>
-      </w:pPr>
-      <w:r>
-        <w:rPr>
-          <w:rFonts w:ascii="Courier New" w:cs="Courier New" w:eastAsia="Courier New" w:hAnsi="Courier New"/>
-          <w:color w:val="1A1A1A"/>
-          <w:sz w:val="18"/>
-          <w:szCs w:val="18"/>
-        </w:rPr>
-        <w:t xml:space="preserve">rsync -av --exclude="node_modules" --exclude="data" --exclude="uploads" --exclude=".env" \</w:t>
-      </w:r>
-    </w:p>
-    <w:p>
-      <w:pPr>
-        <w:pBdr>
-          <w:left w:val="single" w:color="0D7E3C" w:sz="12"/>
-        </w:pBdr>
-        <w:shd w:color="F0F0F0" w:val="solid"/>
-        <w:spacing w:after="40" w:before="40"/>
-        <w:ind w:left="360" w:right="360"/>
-      </w:pPr>
-      <w:r>
-        <w:rPr>
-          <w:rFonts w:ascii="Courier New" w:cs="Courier New" w:eastAsia="Courier New" w:hAnsi="Courier New"/>
-          <w:color w:val="1A1A1A"/>
-          <w:sz w:val="18"/>
-          <w:szCs w:val="18"/>
-        </w:rPr>
-        <w:t xml:space="preserve">  /ruta/nueva/version/ /var/www/mintic-app/</w:t>
-      </w:r>
-    </w:p>
-    <w:p>
-      <w:pPr>
-        <w:spacing w:after="80" w:before="80"/>
-      </w:pPr>
-    </w:p>
-    <w:p>
-      <w:pPr>
-        <w:pBdr>
-          <w:left w:val="single" w:color="0D7E3C" w:sz="12"/>
-        </w:pBdr>
-        <w:shd w:color="F0F0F0" w:val="solid"/>
-        <w:spacing w:after="40" w:before="40"/>
-        <w:ind w:left="360" w:right="360"/>
-      </w:pPr>
-      <w:r>
-        <w:rPr>
-          <w:rFonts w:ascii="Courier New" w:cs="Courier New" w:eastAsia="Courier New" w:hAnsi="Courier New"/>
-          <w:color w:val="1A1A1A"/>
-          <w:sz w:val="18"/>
-          <w:szCs w:val="18"/>
-        </w:rPr>
-        <w:t xml:space="preserve"># 3. Instalar nuevas dependencias</w:t>
-      </w:r>
-    </w:p>
-    <w:p>
-      <w:pPr>
-        <w:pBdr>
-          <w:left w:val="single" w:color="0D7E3C" w:sz="12"/>
-        </w:pBdr>
-        <w:shd w:color="F0F0F0" w:val="solid"/>
-        <w:spacing w:after="40" w:before="40"/>
-        <w:ind w:left="360" w:right="360"/>
-      </w:pPr>
-      <w:r>
-        <w:rPr>
-          <w:rFonts w:ascii="Courier New" w:cs="Courier New" w:eastAsia="Courier New" w:hAnsi="Courier New"/>
-          <w:color w:val="1A1A1A"/>
-          <w:sz w:val="18"/>
-          <w:szCs w:val="18"/>
-        </w:rPr>
-        <w:t xml:space="preserve">cd /var/www/mintic-app &amp;&amp; npm install --omit=dev</w:t>
-      </w:r>
-    </w:p>
-    <w:p>
-      <w:pPr>
-        <w:spacing w:after="80" w:before="80"/>
-      </w:pPr>
-    </w:p>
-    <w:p>
-      <w:pPr>
-        <w:pBdr>
-          <w:left w:val="single" w:color="0D7E3C" w:sz="12"/>
-        </w:pBdr>
-        <w:shd w:color="F0F0F0" w:val="solid"/>
-        <w:spacing w:after="40" w:before="40"/>
-        <w:ind w:left="360" w:right="360"/>
-      </w:pPr>
-      <w:r>
-        <w:rPr>
-          <w:rFonts w:ascii="Courier New" w:cs="Courier New" w:eastAsia="Courier New" w:hAnsi="Courier New"/>
-          <w:color w:val="1A1A1A"/>
-          <w:sz w:val="18"/>
-          <w:szCs w:val="18"/>
-        </w:rPr>
-        <w:t xml:space="preserve"># 4. Reiniciar la aplicación</w:t>
-      </w:r>
-    </w:p>
-    <w:p>
-      <w:pPr>
-        <w:pBdr>
-          <w:left w:val="single" w:color="0D7E3C" w:sz="12"/>
-        </w:pBdr>
-        <w:shd w:color="F0F0F0" w:val="solid"/>
-        <w:spacing w:after="40" w:before="40"/>
-        <w:ind w:left="360" w:right="360"/>
-      </w:pPr>
-      <w:r>
-        <w:rPr>
-          <w:rFonts w:ascii="Courier New" w:cs="Courier New" w:eastAsia="Courier New" w:hAnsi="Courier New"/>
-          <w:color w:val="1A1A1A"/>
-          <w:sz w:val="18"/>
-          <w:szCs w:val="18"/>
-        </w:rPr>
-        <w:t xml:space="preserve">pm2 restart mintic-app</w:t>
-      </w:r>
-    </w:p>
-    <w:p>
-      <w:pPr>
-        <w:spacing w:after="80" w:before="80"/>
-      </w:pPr>
-    </w:p>
-    <w:p>
-      <w:pPr>
-        <w:pBdr>
-          <w:left w:val="single" w:color="0D7E3C" w:sz="12"/>
-        </w:pBdr>
-        <w:shd w:color="F0F0F0" w:val="solid"/>
-        <w:spacing w:after="40" w:before="40"/>
-        <w:ind w:left="360" w:right="360"/>
-      </w:pPr>
-      <w:r>
-        <w:rPr>
-          <w:rFonts w:ascii="Courier New" w:cs="Courier New" w:eastAsia="Courier New" w:hAnsi="Courier New"/>
-          <w:color w:val="1A1A1A"/>
-          <w:sz w:val="18"/>
-          <w:szCs w:val="18"/>
-        </w:rPr>
-        <w:t xml:space="preserve"># 5. Verificar funcionamiento</w:t>
-      </w:r>
-    </w:p>
-    <w:p>
-      <w:pPr>
-        <w:pBdr>
-          <w:left w:val="single" w:color="0D7E3C" w:sz="12"/>
-        </w:pBdr>
-        <w:shd w:color="F0F0F0" w:val="solid"/>
-        <w:spacing w:after="40" w:before="40"/>
-        <w:ind w:left="360" w:right="360"/>
-      </w:pPr>
-      <w:r>
-        <w:rPr>
-          <w:rFonts w:ascii="Courier New" w:cs="Courier New" w:eastAsia="Courier New" w:hAnsi="Courier New"/>
-          <w:color w:val="1A1A1A"/>
-          <w:sz w:val="18"/>
-          <w:szCs w:val="18"/>
-        </w:rPr>
-        <w:t xml:space="preserve">pm2 logs mintic-app --lines 50</w:t>
-      </w:r>
-    </w:p>
-    <w:p>
-      <w:pPr>
-        <w:spacing w:after="80" w:before="80"/>
-      </w:pPr>
-    </w:p>
-    <w:p>
-      <w:pPr>
-        <w:pStyle w:val="Heading1"/>
-        <w:pBdr>
-          <w:bottom w:val="single" w:color="0D7E3C" w:sz="8"/>
-        </w:pBdr>
-        <w:spacing w:after="160" w:before="360"/>
-      </w:pPr>
-      <w:r>
-        <w:rPr>
-          <w:rFonts w:ascii="Calibri" w:cs="Calibri" w:eastAsia="Calibri" w:hAnsi="Calibri"/>
-          <w:b/>
-          <w:bCs/>
-          <w:color w:val="1B3A6B"/>
-          <w:sz w:val="28"/>
-          <w:szCs w:val="28"/>
-        </w:rPr>
-        <w:t xml:space="preserve">7. Solución de Problemas Comunes</w:t>
+        <w:t xml:space="preserve">6. Solución de Problemas Comunes</w:t>
       </w:r>
     </w:p>
     <w:tbl>
@@ -3897,7 +3045,7 @@
                 <w:sz w:val="20"/>
                 <w:szCs w:val="20"/>
               </w:rPr>
-              <w:t xml:space="preserve">Verificar que .env existe con JWT_SECRET de ≥32 chars</w:t>
+              <w:t xml:space="preserve">Verificar que .env tiene JWT_SECRET de ≥32 chars</w:t>
             </w:r>
           </w:p>
         </w:tc>
@@ -4046,7 +3194,7 @@
                 <w:sz w:val="20"/>
                 <w:szCs w:val="20"/>
               </w:rPr>
-              <w:t xml:space="preserve">Permisos insuficientes en uploads/</w:t>
+              <w:t xml:space="preserve">Permisos en uploads/</w:t>
             </w:r>
           </w:p>
         </w:tc>
@@ -4253,7 +3401,7 @@
                 <w:sz w:val="20"/>
                 <w:szCs w:val="20"/>
               </w:rPr>
-              <w:t xml:space="preserve">Volver a hacer login; verificar que .env no cambió</w:t>
+              <w:t xml:space="preserve">Volver a hacer login; verificar .env</w:t>
             </w:r>
           </w:p>
         </w:tc>
